--- a/Java.lab.docx
+++ b/Java.lab.docx
@@ -284,7 +284,7 @@
           <w:szCs w:val="28"/>
         </w:rPr>
         <w:drawing>
-          <wp:inline distT="0" distB="0" distL="0" distR="0" wp14:anchorId="4336B6E1" wp14:editId="1ED07989">
+          <wp:inline distT="0" distB="0" distL="0" distR="0" wp14:anchorId="4336B6E1" wp14:editId="4547D268">
             <wp:extent cx="5731510" cy="2921000"/>
             <wp:effectExtent l="0" t="0" r="2540" b="0"/>
             <wp:docPr id="1069513709" name="Picture 1">
@@ -13514,12 +13514,6 @@
         <w:gridCol w:w="3150"/>
       </w:tblGrid>
       <w:tr>
-        <w:tblPrEx>
-          <w:tblCellMar>
-            <w:top w:w="0" w:type="dxa"/>
-            <w:bottom w:w="0" w:type="dxa"/>
-          </w:tblCellMar>
-        </w:tblPrEx>
         <w:trPr>
           <w:trHeight w:val="360"/>
         </w:trPr>
@@ -13559,10 +13553,6 @@
             <w:insideH w:val="none" w:sz="0" w:space="0" w:color="auto"/>
             <w:insideV w:val="none" w:sz="0" w:space="0" w:color="auto"/>
           </w:tblBorders>
-          <w:tblCellMar>
-            <w:top w:w="0" w:type="dxa"/>
-            <w:bottom w:w="0" w:type="dxa"/>
-          </w:tblCellMar>
         </w:tblPrEx>
         <w:trPr>
           <w:trHeight w:val="100"/>
@@ -13662,10 +13652,6 @@
             <w:insideH w:val="none" w:sz="0" w:space="0" w:color="auto"/>
             <w:insideV w:val="none" w:sz="0" w:space="0" w:color="auto"/>
           </w:tblBorders>
-          <w:tblCellMar>
-            <w:top w:w="0" w:type="dxa"/>
-            <w:bottom w:w="0" w:type="dxa"/>
-          </w:tblCellMar>
         </w:tblPrEx>
         <w:trPr>
           <w:trHeight w:val="100"/>
@@ -15900,6 +15886,7 @@
       </w:pPr>
       <w:r>
         <w:rPr>
+          <w:noProof/>
           <w:sz w:val="28"/>
           <w:szCs w:val="28"/>
         </w:rPr>
@@ -17322,15 +17309,7 @@
           <w:szCs w:val="28"/>
           <w:lang w:val="en-US"/>
         </w:rPr>
-        <w:t>ntal</w:t>
-      </w:r>
-      <w:r>
-        <w:rPr>
-          <w:sz w:val="28"/>
-          <w:szCs w:val="28"/>
-          <w:lang w:val="en-US"/>
-        </w:rPr>
-        <w:t>.</w:t>
+        <w:t>ntal.</w:t>
       </w:r>
       <w:r>
         <w:rPr>
@@ -17381,6 +17360,7 @@
       </w:pPr>
       <w:r>
         <w:rPr>
+          <w:noProof/>
           <w:sz w:val="28"/>
           <w:szCs w:val="28"/>
         </w:rPr>
@@ -17485,6 +17465,48 @@
           <w:szCs w:val="28"/>
           <w:lang w:val="en-US"/>
         </w:rPr>
+        <w:t xml:space="preserve"> Vehicle</w:t>
+      </w:r>
+      <w:r>
+        <w:rPr>
+          <w:sz w:val="28"/>
+          <w:szCs w:val="28"/>
+          <w:lang w:val="en-US"/>
+        </w:rPr>
+        <w:t>Rental</w:t>
+      </w:r>
+      <w:r>
+        <w:rPr>
+          <w:sz w:val="28"/>
+          <w:szCs w:val="28"/>
+          <w:lang w:val="en-US"/>
+        </w:rPr>
+        <w:t>.java</w:t>
+      </w:r>
+      <w:r>
+        <w:rPr>
+          <w:sz w:val="28"/>
+          <w:szCs w:val="28"/>
+          <w:lang w:val="en-US"/>
+        </w:rPr>
+        <w:t xml:space="preserve">&lt;&lt;java </w:t>
+      </w:r>
+      <w:proofErr w:type="spellStart"/>
+      <w:r>
+        <w:rPr>
+          <w:sz w:val="28"/>
+          <w:szCs w:val="28"/>
+          <w:lang w:val="en-US"/>
+        </w:rPr>
+        <w:t>VehicleRental</w:t>
+      </w:r>
+      <w:proofErr w:type="spellEnd"/>
+      <w:r>
+        <w:rPr>
+          <w:sz w:val="28"/>
+          <w:szCs w:val="28"/>
+          <w:lang w:val="en-US"/>
+        </w:rPr>
         <w:t xml:space="preserve"> </w:t>
       </w:r>
       <w:r>
@@ -17493,42 +17515,24 @@
           <w:szCs w:val="28"/>
           <w:lang w:val="en-US"/>
         </w:rPr>
-        <w:t>Vehicle</w:t>
-      </w:r>
-      <w:r>
-        <w:rPr>
-          <w:sz w:val="28"/>
-          <w:szCs w:val="28"/>
-          <w:lang w:val="en-US"/>
-        </w:rPr>
-        <w:t>Rental</w:t>
-      </w:r>
-      <w:r>
-        <w:rPr>
-          <w:sz w:val="28"/>
-          <w:szCs w:val="28"/>
-          <w:lang w:val="en-US"/>
-        </w:rPr>
-        <w:t>.java</w:t>
-      </w:r>
-      <w:r>
-        <w:rPr>
-          <w:sz w:val="28"/>
-          <w:szCs w:val="28"/>
-          <w:lang w:val="en-US"/>
-        </w:rPr>
-        <w:t xml:space="preserve">&lt;&lt;java </w:t>
-      </w:r>
-      <w:proofErr w:type="spellStart"/>
-      <w:r>
-        <w:rPr>
-          <w:sz w:val="28"/>
-          <w:szCs w:val="28"/>
-          <w:lang w:val="en-US"/>
-        </w:rPr>
-        <w:t>VehicleRental</w:t>
-      </w:r>
-      <w:proofErr w:type="spellEnd"/>
+        <w:t>the program is ex</w:t>
+      </w:r>
+      <w:r>
+        <w:rPr>
+          <w:sz w:val="28"/>
+          <w:szCs w:val="28"/>
+          <w:lang w:val="en-US"/>
+        </w:rPr>
+        <w:t>e</w:t>
+      </w:r>
+      <w:r>
+        <w:rPr>
+          <w:sz w:val="28"/>
+          <w:szCs w:val="28"/>
+          <w:lang w:val="en-US"/>
+        </w:rPr>
+        <w:t>cuted successfully.</w:t>
+      </w:r>
       <w:r>
         <w:rPr>
           <w:sz w:val="28"/>
@@ -17537,38 +17541,6 @@
         </w:rPr>
         <w:t xml:space="preserve"> </w:t>
       </w:r>
-      <w:r>
-        <w:rPr>
-          <w:sz w:val="28"/>
-          <w:szCs w:val="28"/>
-          <w:lang w:val="en-US"/>
-        </w:rPr>
-        <w:t>the program is ex</w:t>
-      </w:r>
-      <w:r>
-        <w:rPr>
-          <w:sz w:val="28"/>
-          <w:szCs w:val="28"/>
-          <w:lang w:val="en-US"/>
-        </w:rPr>
-        <w:t>e</w:t>
-      </w:r>
-      <w:r>
-        <w:rPr>
-          <w:sz w:val="28"/>
-          <w:szCs w:val="28"/>
-          <w:lang w:val="en-US"/>
-        </w:rPr>
-        <w:t>cuted successfully.</w:t>
-      </w:r>
-      <w:r>
-        <w:rPr>
-          <w:sz w:val="28"/>
-          <w:szCs w:val="28"/>
-          <w:lang w:val="en-US"/>
-        </w:rPr>
-        <w:t xml:space="preserve"> </w:t>
-      </w:r>
     </w:p>
     <w:p>
       <w:pPr>
@@ -17594,6 +17566,7 @@
       </w:pPr>
       <w:r>
         <w:rPr>
+          <w:noProof/>
           <w:sz w:val="28"/>
           <w:szCs w:val="28"/>
         </w:rPr>
@@ -20946,6 +20919,7 @@
   <w:style w:type="character" w:default="1" w:styleId="DefaultParagraphFont">
     <w:name w:val="Default Paragraph Font"/>
     <w:uiPriority w:val="1"/>
+    <w:semiHidden/>
     <w:unhideWhenUsed/>
   </w:style>
   <w:style w:type="table" w:default="1" w:styleId="TableNormal">
